--- a/module-7/Buenaventura-ASGN7_2.docx
+++ b/module-7/Buenaventura-ASGN7_2.docx
@@ -25,7 +25,40 @@
     <w:p/>
     <w:p>
       <w:r>
-        <w:t xml:space="preserve">Link </w:t>
+        <w:t>Link</w:t>
+      </w:r>
+      <w:r>
+        <w:t>:</w:t>
+      </w:r>
+      <w:r>
+        <w:t xml:space="preserve"> </w:t>
+      </w:r>
+      <w:r>
+        <w:fldChar w:fldCharType="begin"/>
+      </w:r>
+      <w:r>
+        <w:instrText>HYPERLINK "</w:instrText>
+      </w:r>
+      <w:r>
+        <w:instrText>https://github.com/r-buenaventura/csd-310.git</w:instrText>
+      </w:r>
+      <w:r>
+        <w:instrText>"</w:instrText>
+      </w:r>
+      <w:r>
+        <w:fldChar w:fldCharType="separate"/>
+      </w:r>
+      <w:r>
+        <w:rPr>
+          <w:rStyle w:val="Hyperlink"/>
+        </w:rPr>
+        <w:t>https://github.com/r-buenaventura/csd-310.git</w:t>
+      </w:r>
+      <w:r>
+        <w:fldChar w:fldCharType="end"/>
+      </w:r>
+      <w:r>
+        <w:t xml:space="preserve"> </w:t>
       </w:r>
     </w:p>
     <w:p>
@@ -49,6 +82,9 @@
     <w:p/>
     <w:p>
       <w:r>
+        <w:rPr>
+          <w:noProof/>
+        </w:rPr>
         <w:drawing>
           <wp:inline distT="0" distB="0" distL="0" distR="0" wp14:anchorId="2F020FF8" wp14:editId="7FE55AC5">
             <wp:extent cx="4755955" cy="4495800"/>
@@ -1032,6 +1068,29 @@
       </w:tblBorders>
     </w:tblPr>
   </w:style>
+  <w:style w:type="character" w:styleId="Hyperlink">
+    <w:name w:val="Hyperlink"/>
+    <w:basedOn w:val="DefaultParagraphFont"/>
+    <w:uiPriority w:val="99"/>
+    <w:unhideWhenUsed/>
+    <w:rsid w:val="00AE1974"/>
+    <w:rPr>
+      <w:color w:val="467886" w:themeColor="hyperlink"/>
+      <w:u w:val="single"/>
+    </w:rPr>
+  </w:style>
+  <w:style w:type="character" w:styleId="UnresolvedMention">
+    <w:name w:val="Unresolved Mention"/>
+    <w:basedOn w:val="DefaultParagraphFont"/>
+    <w:uiPriority w:val="99"/>
+    <w:semiHidden/>
+    <w:unhideWhenUsed/>
+    <w:rsid w:val="00AE1974"/>
+    <w:rPr>
+      <w:color w:val="605E5C"/>
+      <w:shd w:val="clear" w:color="auto" w:fill="E1DFDD"/>
+    </w:rPr>
+  </w:style>
 </w:styles>
 </file>
 
